--- a/HTML/Tasks/Task02/HaithamAbuDraz-Htmltask02.docx
+++ b/HTML/Tasks/Task02/HaithamAbuDraz-Htmltask02.docx
@@ -7710,7 +7710,103 @@
     </w:p>
     <w:p>
       <w:pPr>
+        <w:tabs>
+          <w:tab w:val="left" w:pos="763"/>
+        </w:tabs>
+        <w:spacing w:before="40"/>
+        <w:rPr>
+          <w:b/>
+          <w:sz w:val="24"/>
+        </w:rPr>
+      </w:pPr>
+    </w:p>
+    <w:p>
+      <w:pPr>
+        <w:tabs>
+          <w:tab w:val="left" w:pos="763"/>
+        </w:tabs>
+        <w:spacing w:before="40"/>
+        <w:rPr>
+          <w:b/>
+          <w:sz w:val="24"/>
+        </w:rPr>
+      </w:pPr>
+    </w:p>
+    <w:p>
+      <w:pPr>
+        <w:tabs>
+          <w:tab w:val="left" w:pos="763"/>
+        </w:tabs>
+        <w:spacing w:before="40"/>
+        <w:ind w:left="481"/>
+        <w:rPr>
+          <w:b/>
+          <w:sz w:val="24"/>
+        </w:rPr>
+      </w:pPr>
+      <w:r>
+        <w:rPr>
+          <w:b/>
+          <w:sz w:val="24"/>
+        </w:rPr>
+        <w:drawing>
+          <wp:inline distT="0" distB="0" distL="0" distR="0" wp14:anchorId="390DC021" wp14:editId="0AEB91EA">
+            <wp:extent cx="6400800" cy="5495290"/>
+            <wp:effectExtent l="0" t="0" r="0" b="0"/>
+            <wp:docPr id="2" name="Picture 2"/>
+            <wp:cNvGraphicFramePr>
+              <a:graphicFrameLocks xmlns:a="http://schemas.openxmlformats.org/drawingml/2006/main" noChangeAspect="1"/>
+            </wp:cNvGraphicFramePr>
+            <a:graphic xmlns:a="http://schemas.openxmlformats.org/drawingml/2006/main">
+              <a:graphicData uri="http://schemas.openxmlformats.org/drawingml/2006/picture">
+                <pic:pic xmlns:pic="http://schemas.openxmlformats.org/drawingml/2006/picture">
+                  <pic:nvPicPr>
+                    <pic:cNvPr id="1" name=""/>
+                    <pic:cNvPicPr/>
+                  </pic:nvPicPr>
+                  <pic:blipFill>
+                    <a:blip r:embed="rId8"/>
+                    <a:stretch>
+                      <a:fillRect/>
+                    </a:stretch>
+                  </pic:blipFill>
+                  <pic:spPr>
+                    <a:xfrm>
+                      <a:off x="0" y="0"/>
+                      <a:ext cx="6400800" cy="5495290"/>
+                    </a:xfrm>
+                    <a:prstGeom prst="rect">
+                      <a:avLst/>
+                    </a:prstGeom>
+                  </pic:spPr>
+                </pic:pic>
+              </a:graphicData>
+            </a:graphic>
+          </wp:inline>
+        </w:drawing>
+      </w:r>
+    </w:p>
+    <w:p>
+      <w:pPr>
         <w:pStyle w:val="BodyText"/>
+      </w:pPr>
+    </w:p>
+    <w:p>
+      <w:pPr>
+        <w:pStyle w:val="BodyText"/>
+        <w:spacing w:before="86"/>
+      </w:pPr>
+    </w:p>
+    <w:p>
+      <w:pPr>
+        <w:pStyle w:val="BodyText"/>
+        <w:spacing w:before="86"/>
+      </w:pPr>
+    </w:p>
+    <w:p>
+      <w:pPr>
+        <w:pStyle w:val="BodyText"/>
+        <w:spacing w:before="86"/>
       </w:pPr>
     </w:p>
     <w:p>
@@ -7741,6 +7837,7 @@
           <w:color w:val="111111"/>
           <w:sz w:val="24"/>
         </w:rPr>
+        <w:lastRenderedPageBreak/>
         <w:t>Build</w:t>
       </w:r>
       <w:r>
@@ -8555,6 +8652,294 @@
     </w:p>
     <w:p>
       <w:pPr>
+        <w:tabs>
+          <w:tab w:val="left" w:pos="763"/>
+        </w:tabs>
+        <w:spacing w:before="40"/>
+        <w:ind w:left="481"/>
+        <w:rPr>
+          <w:b/>
+          <w:sz w:val="24"/>
+        </w:rPr>
+      </w:pPr>
+    </w:p>
+    <w:p>
+      <w:pPr>
+        <w:tabs>
+          <w:tab w:val="left" w:pos="763"/>
+        </w:tabs>
+        <w:spacing w:before="40"/>
+        <w:ind w:left="481"/>
+        <w:rPr>
+          <w:b/>
+          <w:sz w:val="24"/>
+        </w:rPr>
+      </w:pPr>
+      <w:r>
+        <w:rPr>
+          <w:b/>
+          <w:sz w:val="24"/>
+        </w:rPr>
+        <w:drawing>
+          <wp:inline distT="0" distB="0" distL="0" distR="0" wp14:anchorId="05A433E4" wp14:editId="43790C2B">
+            <wp:extent cx="6400800" cy="3458210"/>
+            <wp:effectExtent l="0" t="0" r="0" b="8890"/>
+            <wp:docPr id="3" name="Picture 3"/>
+            <wp:cNvGraphicFramePr>
+              <a:graphicFrameLocks xmlns:a="http://schemas.openxmlformats.org/drawingml/2006/main" noChangeAspect="1"/>
+            </wp:cNvGraphicFramePr>
+            <a:graphic xmlns:a="http://schemas.openxmlformats.org/drawingml/2006/main">
+              <a:graphicData uri="http://schemas.openxmlformats.org/drawingml/2006/picture">
+                <pic:pic xmlns:pic="http://schemas.openxmlformats.org/drawingml/2006/picture">
+                  <pic:nvPicPr>
+                    <pic:cNvPr id="1" name=""/>
+                    <pic:cNvPicPr/>
+                  </pic:nvPicPr>
+                  <pic:blipFill>
+                    <a:blip r:embed="rId9"/>
+                    <a:stretch>
+                      <a:fillRect/>
+                    </a:stretch>
+                  </pic:blipFill>
+                  <pic:spPr>
+                    <a:xfrm>
+                      <a:off x="0" y="0"/>
+                      <a:ext cx="6400800" cy="3458210"/>
+                    </a:xfrm>
+                    <a:prstGeom prst="rect">
+                      <a:avLst/>
+                    </a:prstGeom>
+                  </pic:spPr>
+                </pic:pic>
+              </a:graphicData>
+            </a:graphic>
+          </wp:inline>
+        </w:drawing>
+      </w:r>
+    </w:p>
+    <w:p>
+      <w:pPr>
+        <w:tabs>
+          <w:tab w:val="left" w:pos="763"/>
+        </w:tabs>
+        <w:spacing w:before="40"/>
+        <w:ind w:left="481"/>
+        <w:rPr>
+          <w:b/>
+          <w:sz w:val="24"/>
+        </w:rPr>
+      </w:pPr>
+    </w:p>
+    <w:p>
+      <w:pPr>
+        <w:tabs>
+          <w:tab w:val="left" w:pos="763"/>
+        </w:tabs>
+        <w:spacing w:before="40"/>
+        <w:ind w:left="481"/>
+        <w:rPr>
+          <w:b/>
+          <w:sz w:val="24"/>
+        </w:rPr>
+      </w:pPr>
+    </w:p>
+    <w:p>
+      <w:pPr>
+        <w:tabs>
+          <w:tab w:val="left" w:pos="763"/>
+        </w:tabs>
+        <w:spacing w:before="40"/>
+        <w:ind w:left="481"/>
+        <w:rPr>
+          <w:b/>
+          <w:sz w:val="24"/>
+        </w:rPr>
+      </w:pPr>
+    </w:p>
+    <w:p>
+      <w:pPr>
+        <w:tabs>
+          <w:tab w:val="left" w:pos="763"/>
+        </w:tabs>
+        <w:spacing w:before="40"/>
+        <w:ind w:left="481"/>
+        <w:rPr>
+          <w:b/>
+          <w:sz w:val="24"/>
+        </w:rPr>
+      </w:pPr>
+    </w:p>
+    <w:p>
+      <w:pPr>
+        <w:tabs>
+          <w:tab w:val="left" w:pos="763"/>
+        </w:tabs>
+        <w:spacing w:before="40"/>
+        <w:ind w:left="481"/>
+        <w:rPr>
+          <w:b/>
+          <w:sz w:val="24"/>
+        </w:rPr>
+      </w:pPr>
+    </w:p>
+    <w:p>
+      <w:pPr>
+        <w:tabs>
+          <w:tab w:val="left" w:pos="763"/>
+        </w:tabs>
+        <w:spacing w:before="40"/>
+        <w:ind w:left="481"/>
+        <w:rPr>
+          <w:b/>
+          <w:sz w:val="24"/>
+        </w:rPr>
+      </w:pPr>
+    </w:p>
+    <w:p>
+      <w:pPr>
+        <w:tabs>
+          <w:tab w:val="left" w:pos="763"/>
+        </w:tabs>
+        <w:spacing w:before="40"/>
+        <w:ind w:left="481"/>
+        <w:rPr>
+          <w:b/>
+          <w:sz w:val="24"/>
+        </w:rPr>
+      </w:pPr>
+    </w:p>
+    <w:p>
+      <w:pPr>
+        <w:tabs>
+          <w:tab w:val="left" w:pos="763"/>
+        </w:tabs>
+        <w:spacing w:before="40"/>
+        <w:ind w:left="481"/>
+        <w:rPr>
+          <w:b/>
+          <w:sz w:val="24"/>
+        </w:rPr>
+      </w:pPr>
+    </w:p>
+    <w:p>
+      <w:pPr>
+        <w:tabs>
+          <w:tab w:val="left" w:pos="763"/>
+        </w:tabs>
+        <w:spacing w:before="40"/>
+        <w:ind w:left="481"/>
+        <w:rPr>
+          <w:b/>
+          <w:sz w:val="24"/>
+        </w:rPr>
+      </w:pPr>
+    </w:p>
+    <w:p>
+      <w:pPr>
+        <w:tabs>
+          <w:tab w:val="left" w:pos="763"/>
+        </w:tabs>
+        <w:spacing w:before="40"/>
+        <w:ind w:left="481"/>
+        <w:rPr>
+          <w:b/>
+          <w:sz w:val="24"/>
+        </w:rPr>
+      </w:pPr>
+    </w:p>
+    <w:p>
+      <w:pPr>
+        <w:tabs>
+          <w:tab w:val="left" w:pos="763"/>
+        </w:tabs>
+        <w:spacing w:before="40"/>
+        <w:ind w:left="481"/>
+        <w:rPr>
+          <w:b/>
+          <w:sz w:val="24"/>
+        </w:rPr>
+      </w:pPr>
+    </w:p>
+    <w:p>
+      <w:pPr>
+        <w:tabs>
+          <w:tab w:val="left" w:pos="763"/>
+        </w:tabs>
+        <w:spacing w:before="40"/>
+        <w:ind w:left="481"/>
+        <w:rPr>
+          <w:b/>
+          <w:sz w:val="24"/>
+        </w:rPr>
+      </w:pPr>
+    </w:p>
+    <w:p>
+      <w:pPr>
+        <w:tabs>
+          <w:tab w:val="left" w:pos="763"/>
+        </w:tabs>
+        <w:spacing w:before="40"/>
+        <w:ind w:left="481"/>
+        <w:rPr>
+          <w:b/>
+          <w:sz w:val="24"/>
+        </w:rPr>
+      </w:pPr>
+    </w:p>
+    <w:p>
+      <w:pPr>
+        <w:tabs>
+          <w:tab w:val="left" w:pos="763"/>
+        </w:tabs>
+        <w:spacing w:before="40"/>
+        <w:ind w:left="481"/>
+        <w:rPr>
+          <w:b/>
+          <w:sz w:val="24"/>
+        </w:rPr>
+      </w:pPr>
+    </w:p>
+    <w:p>
+      <w:pPr>
+        <w:tabs>
+          <w:tab w:val="left" w:pos="763"/>
+        </w:tabs>
+        <w:spacing w:before="40"/>
+        <w:ind w:left="481"/>
+        <w:rPr>
+          <w:b/>
+          <w:sz w:val="24"/>
+        </w:rPr>
+      </w:pPr>
+    </w:p>
+    <w:p>
+      <w:pPr>
+        <w:tabs>
+          <w:tab w:val="left" w:pos="763"/>
+        </w:tabs>
+        <w:spacing w:before="40"/>
+        <w:ind w:left="481"/>
+        <w:rPr>
+          <w:b/>
+          <w:sz w:val="24"/>
+        </w:rPr>
+      </w:pPr>
+    </w:p>
+    <w:p>
+      <w:pPr>
+        <w:tabs>
+          <w:tab w:val="left" w:pos="763"/>
+        </w:tabs>
+        <w:spacing w:before="40"/>
+        <w:ind w:left="481"/>
+        <w:rPr>
+          <w:b/>
+          <w:sz w:val="24"/>
+        </w:rPr>
+      </w:pPr>
+    </w:p>
+    <w:p>
+      <w:pPr>
         <w:pStyle w:val="BodyText"/>
       </w:pPr>
     </w:p>
@@ -8586,6 +8971,7 @@
           <w:color w:val="111111"/>
           <w:sz w:val="24"/>
         </w:rPr>
+        <w:lastRenderedPageBreak/>
         <w:t>Create</w:t>
       </w:r>
       <w:r>
@@ -9626,6 +10012,70 @@
           <w:sz w:val="24"/>
         </w:rPr>
         <w:t>form.</w:t>
+      </w:r>
+    </w:p>
+    <w:p>
+      <w:pPr>
+        <w:rPr>
+          <w:b/>
+          <w:sz w:val="24"/>
+        </w:rPr>
+      </w:pPr>
+      <w:r>
+        <w:rPr>
+          <w:noProof/>
+        </w:rPr>
+        <w:drawing>
+          <wp:inline distT="0" distB="0" distL="0" distR="0" wp14:anchorId="19E46885" wp14:editId="3EB30A76">
+            <wp:extent cx="4365625" cy="6366588"/>
+            <wp:effectExtent l="0" t="0" r="0" b="0"/>
+            <wp:docPr id="4" name="Picture 4"/>
+            <wp:cNvGraphicFramePr>
+              <a:graphicFrameLocks xmlns:a="http://schemas.openxmlformats.org/drawingml/2006/main" noChangeAspect="1"/>
+            </wp:cNvGraphicFramePr>
+            <a:graphic xmlns:a="http://schemas.openxmlformats.org/drawingml/2006/main">
+              <a:graphicData uri="http://schemas.openxmlformats.org/drawingml/2006/picture">
+                <pic:pic xmlns:pic="http://schemas.openxmlformats.org/drawingml/2006/picture">
+                  <pic:nvPicPr>
+                    <pic:cNvPr id="0" name="Picture 1"/>
+                    <pic:cNvPicPr>
+                      <a:picLocks noChangeAspect="1" noChangeArrowheads="1"/>
+                    </pic:cNvPicPr>
+                  </pic:nvPicPr>
+                  <pic:blipFill rotWithShape="1">
+                    <a:blip r:embed="rId10" cstate="print">
+                      <a:extLst>
+                        <a:ext uri="{28A0092B-C50C-407E-A947-70E740481C1C}">
+                          <a14:useLocalDpi xmlns:a14="http://schemas.microsoft.com/office/drawing/2010/main" val="0"/>
+                        </a:ext>
+                      </a:extLst>
+                    </a:blip>
+                    <a:srcRect l="9928" t="6859" r="4468" b="3372"/>
+                    <a:stretch/>
+                  </pic:blipFill>
+                  <pic:spPr bwMode="auto">
+                    <a:xfrm>
+                      <a:off x="0" y="0"/>
+                      <a:ext cx="4375849" cy="6381498"/>
+                    </a:xfrm>
+                    <a:prstGeom prst="rect">
+                      <a:avLst/>
+                    </a:prstGeom>
+                    <a:noFill/>
+                    <a:ln>
+                      <a:noFill/>
+                    </a:ln>
+                    <a:extLst>
+                      <a:ext uri="{53640926-AAD7-44D8-BBD7-CCE9431645EC}">
+                        <a14:shadowObscured xmlns:a14="http://schemas.microsoft.com/office/drawing/2010/main"/>
+                      </a:ext>
+                    </a:extLst>
+                  </pic:spPr>
+                </pic:pic>
+              </a:graphicData>
+            </a:graphic>
+          </wp:inline>
+        </w:drawing>
       </w:r>
     </w:p>
     <w:sectPr>
